--- a/data/revised_2026-10_full/tracked/v2/Maths/SS1.2_Indices/Mathematics_Indices_FinalExplanation_TRACKED.docx
+++ b/data/revised_2026-10_full/tracked/v2/Maths/SS1.2_Indices/Mathematics_Indices_FinalExplanation_TRACKED.docx
@@ -436,7 +436,7 @@
               </w:rPr>
               <w:t xml:space="preserve">This Final Explanation is your chance to show how everything you learned in Lessons 1 to 8 fits together. Your task is to answer the driving question: How can writing numbers as powers and logarithms help us make sense of, and calculate with, the enormous and tiny quantities that appear in Kenyan farming, finance, engineering, and science? Before you write, look back at your Day-1 model</w:t>
             </w:r>
-            <w:ins w:id="9001" w:author="Claude (AI) - proposed" w:date="2026-10-15T12:57:35Z">
+            <w:ins w:id="9001" w:author="Claude (AI) - proposed" w:date="2026-10-18T00:30:45Z">
               <w:r>
                 <w:rPr>
                   <w:rFonts w:ascii="Arial" w:cs="Arial" w:eastAsia="Arial" w:hAnsi="Arial"/>
@@ -1382,7 +1382,7 @@
               <w:spacing w:after="40" w:before="0"/>
               <w:jc w:val="left"/>
             </w:pPr>
-            <w:ins w:id="9002" w:author="Claude (AI) - proposed" w:date="2026-10-15T12:57:35Z">
+            <w:ins w:id="9002" w:author="Claude (AI) - proposed" w:date="2026-10-18T00:30:45Z">
               <w:r>
                 <w:rPr>
                   <w:rFonts w:ascii="Arial" w:cs="Arial" w:eastAsia="Arial" w:hAnsi="Arial"/>
@@ -1430,7 +1430,7 @@
               <w:spacing w:after="40" w:before="0"/>
               <w:jc w:val="left"/>
             </w:pPr>
-            <w:ins w:id="9003" w:author="Claude (AI) - proposed" w:date="2026-10-15T12:57:35Z">
+            <w:ins w:id="9003" w:author="Claude (AI) - proposed" w:date="2026-10-18T00:30:45Z">
               <w:r>
                 <w:rPr>
                   <w:rFonts w:ascii="Arial" w:cs="Arial" w:eastAsia="Arial" w:hAnsi="Arial"/>
@@ -1478,7 +1478,7 @@
               <w:spacing w:after="40" w:before="0"/>
               <w:jc w:val="left"/>
             </w:pPr>
-            <w:ins w:id="9004" w:author="Claude (AI) - proposed" w:date="2026-10-15T12:57:35Z">
+            <w:ins w:id="9004" w:author="Claude (AI) - proposed" w:date="2026-10-18T00:30:45Z">
               <w:r>
                 <w:rPr>
                   <w:rFonts w:ascii="Arial" w:cs="Arial" w:eastAsia="Arial" w:hAnsi="Arial"/>
@@ -1561,7 +1561,7 @@
               <w:spacing w:after="40" w:before="0"/>
               <w:jc w:val="left"/>
             </w:pPr>
-            <w:ins w:id="9005" w:author="Claude (AI) - proposed" w:date="2026-10-15T12:57:35Z">
+            <w:ins w:id="9005" w:author="Claude (AI) - proposed" w:date="2026-10-18T00:30:45Z">
               <w:r>
                 <w:rPr>
                   <w:rFonts w:ascii="Arial" w:cs="Arial" w:eastAsia="Arial" w:hAnsi="Arial"/>
@@ -1609,7 +1609,7 @@
               <w:spacing w:after="40" w:before="0"/>
               <w:jc w:val="left"/>
             </w:pPr>
-            <w:ins w:id="9006" w:author="Claude (AI) - proposed" w:date="2026-10-15T12:57:35Z">
+            <w:ins w:id="9006" w:author="Claude (AI) - proposed" w:date="2026-10-18T00:30:45Z">
               <w:r>
                 <w:rPr>
                   <w:rFonts w:ascii="Arial" w:cs="Arial" w:eastAsia="Arial" w:hAnsi="Arial"/>
@@ -1657,7 +1657,7 @@
               <w:spacing w:after="40" w:before="0"/>
               <w:jc w:val="left"/>
             </w:pPr>
-            <w:ins w:id="9007" w:author="Claude (AI) - proposed" w:date="2026-10-15T12:57:35Z">
+            <w:ins w:id="9007" w:author="Claude (AI) - proposed" w:date="2026-10-18T00:30:45Z">
               <w:r>
                 <w:rPr>
                   <w:rFonts w:ascii="Arial" w:cs="Arial" w:eastAsia="Arial" w:hAnsi="Arial"/>
@@ -1740,7 +1740,7 @@
               <w:spacing w:after="40" w:before="0"/>
               <w:jc w:val="left"/>
             </w:pPr>
-            <w:ins w:id="9008" w:author="Claude (AI) - proposed" w:date="2026-10-15T12:57:35Z">
+            <w:ins w:id="9008" w:author="Claude (AI) - proposed" w:date="2026-10-18T00:30:45Z">
               <w:r>
                 <w:rPr>
                   <w:rFonts w:ascii="Arial" w:cs="Arial" w:eastAsia="Arial" w:hAnsi="Arial"/>
@@ -1788,7 +1788,7 @@
               <w:spacing w:after="40" w:before="0"/>
               <w:jc w:val="left"/>
             </w:pPr>
-            <w:ins w:id="9009" w:author="Claude (AI) - proposed" w:date="2026-10-15T12:57:35Z">
+            <w:ins w:id="9009" w:author="Claude (AI) - proposed" w:date="2026-10-18T00:30:45Z">
               <w:r>
                 <w:rPr>
                   <w:rFonts w:ascii="Arial" w:cs="Arial" w:eastAsia="Arial" w:hAnsi="Arial"/>
@@ -1836,7 +1836,7 @@
               <w:spacing w:after="40" w:before="0"/>
               <w:jc w:val="left"/>
             </w:pPr>
-            <w:ins w:id="9010" w:author="Claude (AI) - proposed" w:date="2026-10-15T12:57:35Z">
+            <w:ins w:id="9010" w:author="Claude (AI) - proposed" w:date="2026-10-18T00:30:45Z">
               <w:r>
                 <w:rPr>
                   <w:rFonts w:ascii="Arial" w:cs="Arial" w:eastAsia="Arial" w:hAnsi="Arial"/>
@@ -1919,7 +1919,7 @@
               <w:spacing w:after="40" w:before="0"/>
               <w:jc w:val="left"/>
             </w:pPr>
-            <w:ins w:id="9011" w:author="Claude (AI) - proposed" w:date="2026-10-15T12:57:35Z">
+            <w:ins w:id="9011" w:author="Claude (AI) - proposed" w:date="2026-10-18T00:30:45Z">
               <w:r>
                 <w:rPr>
                   <w:rFonts w:ascii="Arial" w:cs="Arial" w:eastAsia="Arial" w:hAnsi="Arial"/>
@@ -1967,7 +1967,7 @@
               <w:spacing w:after="40" w:before="0"/>
               <w:jc w:val="left"/>
             </w:pPr>
-            <w:ins w:id="9012" w:author="Claude (AI) - proposed" w:date="2026-10-15T12:57:35Z">
+            <w:ins w:id="9012" w:author="Claude (AI) - proposed" w:date="2026-10-18T00:30:45Z">
               <w:r>
                 <w:rPr>
                   <w:rFonts w:ascii="Arial" w:cs="Arial" w:eastAsia="Arial" w:hAnsi="Arial"/>
@@ -2015,7 +2015,7 @@
               <w:spacing w:after="40" w:before="0"/>
               <w:jc w:val="left"/>
             </w:pPr>
-            <w:ins w:id="9013" w:author="Claude (AI) - proposed" w:date="2026-10-15T12:57:35Z">
+            <w:ins w:id="9013" w:author="Claude (AI) - proposed" w:date="2026-10-18T00:30:45Z">
               <w:r>
                 <w:rPr>
                   <w:rFonts w:ascii="Arial" w:cs="Arial" w:eastAsia="Arial" w:hAnsi="Arial"/>
@@ -2165,7 +2165,7 @@
         </w:rPr>
         <w:t xml:space="preserve">© 2026 SeaVuria and ARES. This work is licensed under a </w:t>
       </w:r>
-      <w:hyperlink w:history="1" r:id="rIdbnpqiucusv_m_siwh9cql">
+      <w:hyperlink w:history="1" r:id="rId9xa8p_uyxie5sauzgh8mb">
         <w:r>
           <w:rPr>
             <w:rFonts w:ascii="Arial" w:cs="Arial" w:eastAsia="Arial" w:hAnsi="Arial"/>
@@ -2185,7 +2185,7 @@
         </w:rPr>
         <w:t xml:space="preserve"> (</w:t>
       </w:r>
-      <w:hyperlink w:history="1" r:id="rIdw0n4qrpg27xemm6ebwbxo">
+      <w:hyperlink w:history="1" r:id="rIddtbb-0sywm7wfeq3rvzch">
         <w:r>
           <w:rPr>
             <w:rFonts w:ascii="Arial" w:cs="Arial" w:eastAsia="Arial" w:hAnsi="Arial"/>
@@ -2205,7 +2205,7 @@
         </w:rPr>
         <w:t xml:space="preserve">). To view a copy of this license, visit </w:t>
       </w:r>
-      <w:hyperlink w:history="1" r:id="rId0erxxsiuahtqca1rrnine">
+      <w:hyperlink w:history="1" r:id="rIdgxi_5uqyicqb6-zbmnzfp">
         <w:r>
           <w:rPr>
             <w:rFonts w:ascii="Arial" w:cs="Arial" w:eastAsia="Arial" w:hAnsi="Arial"/>
